--- a/backend/app/static/playbooks/CEI_Accountant_Playbook_EN.docx
+++ b/backend/app/static/playbooks/CEI_Accountant_Playbook_EN.docx
@@ -147,7 +147,7 @@
           <w:sz w:val="22"/>
           <w:szCs w:val="22"/>
         </w:rPr>
-        <w:t xml:space="preserve">CEI is an energy compliance platform that turns a factory's utility bills into regulatory-grade CBAM and ETS reports. As a commercialista, you use CEI as an invisible engine behind your own client service — the reports carry your studio name, not CEI's.</w:t>
+        <w:t xml:space="preserve">CEI is an energy compliance platform that turns a factory's utility bills into regulatory-grade CBAM and ETS reports. As an accountant, you use CEI as an invisible engine behind your own client service — the reports carry your studio name, not CEI's.</w:t>
       </w:r>
     </w:p>
     <w:p>
